--- a/docs/da/references/09. 메타데이터 기반 데이터관리 아키텍처.docx
+++ b/docs/da/references/09. 메타데이터 기반 데이터관리 아키텍처.docx
@@ -1944,6 +1944,689 @@
           <w:t xml:space="preserve">OpenMetadata 문서 (오픈소스 메타데이터 플랫폼)</w:t>
         </w:r>
       </w:hyperlink>
+    </w:p>
+    <w:p>
+      <w:pPr>
+        <w:pStyle w:val="Heading1"/>
+      </w:pPr>
+      <w:r>
+        <w:t>보완 [보완 2026-10-14]</w:t>
+      </w:r>
+    </w:p>
+    <w:p>
+      <w:r>
+        <w:t>리포지토리 기반 기능 체계에 행을 추가한다 — 활용 · 품질 프로파일링 정의 · 표준도메인에서 진단 규칙을 만들어 측정 대상 컬럼에 연결 · 읽기. 준수·품질 대시보드 설명에 '진단 작업 진행 상황'을 포함한다. (출처: DQ시스템기능 통합 환경·품질검증 작업 관리)</w:t>
+      </w:r>
+    </w:p>
+    <w:p>
+      <w:r>
+        <w:t>본문이 가리키는 'DQ 시스템 기능 탭'은 이 문서 원본(docx)에 없음을 확인했다(2026-10-14, 원본 XML에 텍스트박스·임베디드 객체 없음). 구 DQ시스템기능.xls의 요구사항 표를 아래 부록으로 옮겨 싣는다.</w:t>
+      </w:r>
+    </w:p>
+    <w:p>
+      <w:pPr>
+        <w:pStyle w:val="Heading2"/>
+      </w:pPr>
+      <w:r>
+        <w:t>부록. DQ 시스템 기능 요구사항 (출처: 구 DQ시스템기능.xls)</w:t>
+      </w:r>
+    </w:p>
+    <w:tbl>
+      <w:tblPr>
+        <w:tblStyle w:val="TableGrid"/>
+        <w:tblW w:type="auto" w:w="0"/>
+        <w:tblLook w:firstColumn="1" w:firstRow="1" w:lastColumn="0" w:lastRow="0" w:noHBand="0" w:noVBand="1" w:val="04A0"/>
+      </w:tblPr>
+      <w:tblGrid>
+        <w:gridCol w:w="2340"/>
+        <w:gridCol w:w="2340"/>
+        <w:gridCol w:w="2340"/>
+        <w:gridCol w:w="2340"/>
+      </w:tblGrid>
+      <w:tr>
+        <w:tc>
+          <w:tcPr>
+            <w:tcW w:type="dxa" w:w="2340"/>
+          </w:tcPr>
+          <w:p>
+            <w:r>
+              <w:t>분류</w:t>
+            </w:r>
+          </w:p>
+        </w:tc>
+        <w:tc>
+          <w:tcPr>
+            <w:tcW w:type="dxa" w:w="2340"/>
+          </w:tcPr>
+          <w:p>
+            <w:r>
+              <w:t>기능</w:t>
+            </w:r>
+          </w:p>
+        </w:tc>
+        <w:tc>
+          <w:tcPr>
+            <w:tcW w:type="dxa" w:w="2340"/>
+          </w:tcPr>
+          <w:p>
+            <w:r>
+              <w:t>기능 설명</w:t>
+            </w:r>
+          </w:p>
+        </w:tc>
+        <w:tc>
+          <w:tcPr>
+            <w:tcW w:type="dxa" w:w="2340"/>
+          </w:tcPr>
+          <w:p>
+            <w:r>
+              <w:t>중요도</w:t>
+            </w:r>
+          </w:p>
+        </w:tc>
+      </w:tr>
+      <w:tr>
+        <w:tc>
+          <w:tcPr>
+            <w:tcW w:type="dxa" w:w="2340"/>
+          </w:tcPr>
+          <w:p>
+            <w:r>
+              <w:t>운영관리</w:t>
+            </w:r>
+          </w:p>
+        </w:tc>
+        <w:tc>
+          <w:tcPr>
+            <w:tcW w:type="dxa" w:w="2340"/>
+          </w:tcPr>
+          <w:p>
+            <w:r>
+              <w:t>통합 환경</w:t>
+            </w:r>
+          </w:p>
+        </w:tc>
+        <w:tc>
+          <w:tcPr>
+            <w:tcW w:type="dxa" w:w="2340"/>
+          </w:tcPr>
+          <w:p>
+            <w:r>
+              <w:t>분석용 데이터 이행·업무규칙 분석 환경 통합. 품질검증 대상 시스템·다양한 소스데이터 연결(Connectivity). 메타와 연계한 프로파일링 정의·관리(표준도메인 연계). 대상 DB 카탈로그 추출(메타 연동 변경분 반영)·품질 측정 대상 항목 관리</w:t>
+            </w:r>
+          </w:p>
+        </w:tc>
+        <w:tc>
+          <w:tcPr>
+            <w:tcW w:type="dxa" w:w="2340"/>
+          </w:tcPr>
+          <w:p>
+            <w:r>
+              <w:t>High</w:t>
+            </w:r>
+          </w:p>
+        </w:tc>
+      </w:tr>
+      <w:tr>
+        <w:tc>
+          <w:tcPr>
+            <w:tcW w:type="dxa" w:w="2340"/>
+          </w:tcPr>
+          <w:p>
+            <w:r>
+              <w:t>운영관리</w:t>
+            </w:r>
+          </w:p>
+        </w:tc>
+        <w:tc>
+          <w:tcPr>
+            <w:tcW w:type="dxa" w:w="2340"/>
+          </w:tcPr>
+          <w:p>
+            <w:r>
+              <w:t>스케줄링</w:t>
+            </w:r>
+          </w:p>
+        </w:tc>
+        <w:tc>
+          <w:tcPr>
+            <w:tcW w:type="dxa" w:w="2340"/>
+          </w:tcPr>
+          <w:p>
+            <w:r>
+              <w:t>측정 작업을 수행 담당자별/영역별 분류·작업 주기 등록</w:t>
+            </w:r>
+          </w:p>
+        </w:tc>
+        <w:tc>
+          <w:tcPr>
+            <w:tcW w:type="dxa" w:w="2340"/>
+          </w:tcPr>
+          <w:p>
+            <w:r>
+              <w:t>High</w:t>
+            </w:r>
+          </w:p>
+        </w:tc>
+      </w:tr>
+      <w:tr>
+        <w:tc>
+          <w:tcPr>
+            <w:tcW w:type="dxa" w:w="2340"/>
+          </w:tcPr>
+          <w:p>
+            <w:r>
+              <w:t>프로파일링·검증규칙 관리</w:t>
+            </w:r>
+          </w:p>
+        </w:tc>
+        <w:tc>
+          <w:tcPr>
+            <w:tcW w:type="dxa" w:w="2340"/>
+          </w:tcPr>
+          <w:p>
+            <w:r>
+              <w:t>업무 규칙(BR) 분석</w:t>
+            </w:r>
+          </w:p>
+        </w:tc>
+        <w:tc>
+          <w:tcPr>
+            <w:tcW w:type="dxa" w:w="2340"/>
+          </w:tcPr>
+          <w:p>
+            <w:r>
+              <w:t>기 정의 업무규칙 SQL로 규칙 설정. 프로파일링 유형별 품질분석을 위한 데이터 구조·분석 항목 설정</w:t>
+            </w:r>
+          </w:p>
+        </w:tc>
+        <w:tc>
+          <w:tcPr>
+            <w:tcW w:type="dxa" w:w="2340"/>
+          </w:tcPr>
+          <w:p>
+            <w:r>
+              <w:t>High</w:t>
+            </w:r>
+          </w:p>
+        </w:tc>
+      </w:tr>
+      <w:tr>
+        <w:tc>
+          <w:tcPr>
+            <w:tcW w:type="dxa" w:w="2340"/>
+          </w:tcPr>
+          <w:p>
+            <w:r>
+              <w:t>프로파일링·검증규칙 관리</w:t>
+            </w:r>
+          </w:p>
+        </w:tc>
+        <w:tc>
+          <w:tcPr>
+            <w:tcW w:type="dxa" w:w="2340"/>
+          </w:tcPr>
+          <w:p>
+            <w:r>
+              <w:t>데이터 프로파일링</w:t>
+            </w:r>
+          </w:p>
+        </w:tc>
+        <w:tc>
+          <w:tcPr>
+            <w:tcW w:type="dxa" w:w="2340"/>
+          </w:tcPr>
+          <w:p>
+            <w:r>
+              <w:t>관계분석(도메인 간 연관·참조무결성 검증), 컬럼분석(도메인 값·빈도·PK/FK), 날짜/패턴/코드 분석</w:t>
+            </w:r>
+          </w:p>
+        </w:tc>
+        <w:tc>
+          <w:tcPr>
+            <w:tcW w:type="dxa" w:w="2340"/>
+          </w:tcPr>
+          <w:p>
+            <w:r>
+              <w:t>High</w:t>
+            </w:r>
+          </w:p>
+        </w:tc>
+      </w:tr>
+      <w:tr>
+        <w:tc>
+          <w:tcPr>
+            <w:tcW w:type="dxa" w:w="2340"/>
+          </w:tcPr>
+          <w:p>
+            <w:r>
+              <w:t>품질지표(검증기준) 관리</w:t>
+            </w:r>
+          </w:p>
+        </w:tc>
+        <w:tc>
+          <w:tcPr>
+            <w:tcW w:type="dxa" w:w="2340"/>
+          </w:tcPr>
+          <w:p>
+            <w:r>
+              <w:t>데이터품질지표(DQI) 관리</w:t>
+            </w:r>
+          </w:p>
+        </w:tc>
+        <w:tc>
+          <w:tcPr>
+            <w:tcW w:type="dxa" w:w="2340"/>
+          </w:tcPr>
+          <w:p>
+            <w:r>
+              <w:t>담당자별/기준별 DQI 기준치 관리, 기준치 대비 측정으로 오류 검출</w:t>
+            </w:r>
+          </w:p>
+        </w:tc>
+        <w:tc>
+          <w:tcPr>
+            <w:tcW w:type="dxa" w:w="2340"/>
+          </w:tcPr>
+          <w:p>
+            <w:r>
+              <w:t>High</w:t>
+            </w:r>
+          </w:p>
+        </w:tc>
+      </w:tr>
+      <w:tr>
+        <w:tc>
+          <w:tcPr>
+            <w:tcW w:type="dxa" w:w="2340"/>
+          </w:tcPr>
+          <w:p>
+            <w:r>
+              <w:t>품질지표(검증기준) 관리</w:t>
+            </w:r>
+          </w:p>
+        </w:tc>
+        <w:tc>
+          <w:tcPr>
+            <w:tcW w:type="dxa" w:w="2340"/>
+          </w:tcPr>
+          <w:p>
+            <w:r>
+              <w:t>핵심관리항목(CTQ) 관리</w:t>
+            </w:r>
+          </w:p>
+        </w:tc>
+        <w:tc>
+          <w:tcPr>
+            <w:tcW w:type="dxa" w:w="2340"/>
+          </w:tcPr>
+          <w:p>
+            <w:r>
+              <w:t>핵심 품질 대상 정보 관리</w:t>
+            </w:r>
+          </w:p>
+        </w:tc>
+        <w:tc>
+          <w:tcPr>
+            <w:tcW w:type="dxa" w:w="2340"/>
+          </w:tcPr>
+          <w:p>
+            <w:r>
+              <w:t>High</w:t>
+            </w:r>
+          </w:p>
+        </w:tc>
+      </w:tr>
+      <w:tr>
+        <w:tc>
+          <w:tcPr>
+            <w:tcW w:type="dxa" w:w="2340"/>
+          </w:tcPr>
+          <w:p>
+            <w:r>
+              <w:t>품질지표(검증기준) 관리</w:t>
+            </w:r>
+          </w:p>
+        </w:tc>
+        <w:tc>
+          <w:tcPr>
+            <w:tcW w:type="dxa" w:w="2340"/>
+          </w:tcPr>
+          <w:p>
+            <w:r>
+              <w:t>가중치 관리</w:t>
+            </w:r>
+          </w:p>
+        </w:tc>
+        <w:tc>
+          <w:tcPr>
+            <w:tcW w:type="dxa" w:w="2340"/>
+          </w:tcPr>
+          <w:p>
+            <w:r>
+              <w:t>업무 가중치와 품질 가중치를 조합해 산정·등록·관리</w:t>
+            </w:r>
+          </w:p>
+        </w:tc>
+        <w:tc>
+          <w:tcPr>
+            <w:tcW w:type="dxa" w:w="2340"/>
+          </w:tcPr>
+          <w:p>
+            <w:r>
+              <w:t>medium</w:t>
+            </w:r>
+          </w:p>
+        </w:tc>
+      </w:tr>
+      <w:tr>
+        <w:tc>
+          <w:tcPr>
+            <w:tcW w:type="dxa" w:w="2340"/>
+          </w:tcPr>
+          <w:p>
+            <w:r>
+              <w:t>품질 대상 관리</w:t>
+            </w:r>
+          </w:p>
+        </w:tc>
+        <w:tc>
+          <w:tcPr>
+            <w:tcW w:type="dxa" w:w="2340"/>
+          </w:tcPr>
+          <w:p>
+            <w:r>
+              <w:t>메타데이터 매핑 관리</w:t>
+            </w:r>
+          </w:p>
+        </w:tc>
+        <w:tc>
+          <w:tcPr>
+            <w:tcW w:type="dxa" w:w="2340"/>
+          </w:tcPr>
+          <w:p>
+            <w:r>
+              <w:t>메타 수집 후 품질관리 대상 데이터의 검증 종류 설정·매핑 규칙 관리</w:t>
+            </w:r>
+          </w:p>
+        </w:tc>
+        <w:tc>
+          <w:tcPr>
+            <w:tcW w:type="dxa" w:w="2340"/>
+          </w:tcPr>
+          <w:p>
+            <w:r>
+              <w:t>High</w:t>
+            </w:r>
+          </w:p>
+        </w:tc>
+      </w:tr>
+      <w:tr>
+        <w:tc>
+          <w:tcPr>
+            <w:tcW w:type="dxa" w:w="2340"/>
+          </w:tcPr>
+          <w:p>
+            <w:r>
+              <w:t>품질 대상 관리</w:t>
+            </w:r>
+          </w:p>
+        </w:tc>
+        <w:tc>
+          <w:tcPr>
+            <w:tcW w:type="dxa" w:w="2340"/>
+          </w:tcPr>
+          <w:p>
+            <w:r>
+              <w:t>메타데이터 수집 관리</w:t>
+            </w:r>
+          </w:p>
+        </w:tc>
+        <w:tc>
+          <w:tcPr>
+            <w:tcW w:type="dxa" w:w="2340"/>
+          </w:tcPr>
+          <w:p>
+            <w:r>
+              <w:t>품질관리 대상 데이터의 물리 정보 관리</w:t>
+            </w:r>
+          </w:p>
+        </w:tc>
+        <w:tc>
+          <w:tcPr>
+            <w:tcW w:type="dxa" w:w="2340"/>
+          </w:tcPr>
+          <w:p>
+            <w:r>
+              <w:t>High</w:t>
+            </w:r>
+          </w:p>
+        </w:tc>
+      </w:tr>
+      <w:tr>
+        <w:tc>
+          <w:tcPr>
+            <w:tcW w:type="dxa" w:w="2340"/>
+          </w:tcPr>
+          <w:p>
+            <w:r>
+              <w:t>품질 대상 관리</w:t>
+            </w:r>
+          </w:p>
+        </w:tc>
+        <w:tc>
+          <w:tcPr>
+            <w:tcW w:type="dxa" w:w="2340"/>
+          </w:tcPr>
+          <w:p>
+            <w:r>
+              <w:t>검증 대상 관리</w:t>
+            </w:r>
+          </w:p>
+        </w:tc>
+        <w:tc>
+          <w:tcPr>
+            <w:tcW w:type="dxa" w:w="2340"/>
+          </w:tcPr>
+          <w:p>
+            <w:r>
+              <w:t>DB 카탈로그 관리 + 규칙 생성용 기초 테이블 정보 제공</w:t>
+            </w:r>
+          </w:p>
+        </w:tc>
+        <w:tc>
+          <w:tcPr>
+            <w:tcW w:type="dxa" w:w="2340"/>
+          </w:tcPr>
+          <w:p>
+            <w:r>
+              <w:t>High</w:t>
+            </w:r>
+          </w:p>
+        </w:tc>
+      </w:tr>
+      <w:tr>
+        <w:tc>
+          <w:tcPr>
+            <w:tcW w:type="dxa" w:w="2340"/>
+          </w:tcPr>
+          <w:p>
+            <w:r>
+              <w:t>품질 작업·분석결과 관리</w:t>
+            </w:r>
+          </w:p>
+        </w:tc>
+        <w:tc>
+          <w:tcPr>
+            <w:tcW w:type="dxa" w:w="2340"/>
+          </w:tcPr>
+          <w:p>
+            <w:r>
+              <w:t>품질검증 작업 관리</w:t>
+            </w:r>
+          </w:p>
+        </w:tc>
+        <w:tc>
+          <w:tcPr>
+            <w:tcW w:type="dxa" w:w="2340"/>
+          </w:tcPr>
+          <w:p>
+            <w:r>
+              <w:t>규칙별 결함 유형·원인 분석 결과 관리, 검증 실행·진행 모니터링, 검증 스케줄 정의·실행</w:t>
+            </w:r>
+          </w:p>
+        </w:tc>
+        <w:tc>
+          <w:tcPr>
+            <w:tcW w:type="dxa" w:w="2340"/>
+          </w:tcPr>
+          <w:p>
+            <w:r>
+              <w:t>High</w:t>
+            </w:r>
+          </w:p>
+        </w:tc>
+      </w:tr>
+      <w:tr>
+        <w:tc>
+          <w:tcPr>
+            <w:tcW w:type="dxa" w:w="2340"/>
+          </w:tcPr>
+          <w:p>
+            <w:r>
+              <w:t>품질 작업·분석결과 관리</w:t>
+            </w:r>
+          </w:p>
+        </w:tc>
+        <w:tc>
+          <w:tcPr>
+            <w:tcW w:type="dxa" w:w="2340"/>
+          </w:tcPr>
+          <w:p>
+            <w:r>
+              <w:t>분석 결과 조회</w:t>
+            </w:r>
+          </w:p>
+        </w:tc>
+        <w:tc>
+          <w:tcPr>
+            <w:tcW w:type="dxa" w:w="2340"/>
+          </w:tcPr>
+          <w:p>
+            <w:r>
+              <w:t>전체 도메인 분석 현황·추이 선별 조회, 리포팅, 오류 데이터 실제 레코드 조회</w:t>
+            </w:r>
+          </w:p>
+        </w:tc>
+        <w:tc>
+          <w:tcPr>
+            <w:tcW w:type="dxa" w:w="2340"/>
+          </w:tcPr>
+          <w:p>
+            <w:r>
+              <w:t>High</w:t>
+            </w:r>
+          </w:p>
+        </w:tc>
+      </w:tr>
+      <w:tr>
+        <w:tc>
+          <w:tcPr>
+            <w:tcW w:type="dxa" w:w="2340"/>
+          </w:tcPr>
+          <w:p>
+            <w:r>
+              <w:t>품질 작업·분석결과 관리</w:t>
+            </w:r>
+          </w:p>
+        </w:tc>
+        <w:tc>
+          <w:tcPr>
+            <w:tcW w:type="dxa" w:w="2340"/>
+          </w:tcPr>
+          <w:p>
+            <w:r>
+              <w:t>분석 통계 조회</w:t>
+            </w:r>
+          </w:p>
+        </w:tc>
+        <w:tc>
+          <w:tcPr>
+            <w:tcW w:type="dxa" w:w="2340"/>
+          </w:tcPr>
+          <w:p>
+            <w:r>
+              <w:t>컬럼별/테이블별 통계, 담당자별/기준별 진행 현황·오류율 통계 비교</w:t>
+            </w:r>
+          </w:p>
+        </w:tc>
+        <w:tc>
+          <w:tcPr>
+            <w:tcW w:type="dxa" w:w="2340"/>
+          </w:tcPr>
+          <w:p>
+            <w:r>
+              <w:t>medium</w:t>
+            </w:r>
+          </w:p>
+        </w:tc>
+      </w:tr>
+      <w:tr>
+        <w:tc>
+          <w:tcPr>
+            <w:tcW w:type="dxa" w:w="2340"/>
+          </w:tcPr>
+          <w:p>
+            <w:r>
+              <w:t>품질 작업·분석결과 관리</w:t>
+            </w:r>
+          </w:p>
+        </w:tc>
+        <w:tc>
+          <w:tcPr>
+            <w:tcW w:type="dxa" w:w="2340"/>
+          </w:tcPr>
+          <w:p>
+            <w:r>
+              <w:t>품질 개선 관리</w:t>
+            </w:r>
+          </w:p>
+        </w:tc>
+        <w:tc>
+          <w:tcPr>
+            <w:tcW w:type="dxa" w:w="2340"/>
+          </w:tcPr>
+          <w:p>
+            <w:r>
+              <w:t>검증 후 업무규칙별·담당자별 결과 제공, 오류별 개선·조치 관리(조치 계획·개선 결과)</w:t>
+            </w:r>
+          </w:p>
+        </w:tc>
+        <w:tc>
+          <w:tcPr>
+            <w:tcW w:type="dxa" w:w="2340"/>
+          </w:tcPr>
+          <w:p>
+            <w:r>
+              <w:t>High</w:t>
+            </w:r>
+          </w:p>
+        </w:tc>
+      </w:tr>
+    </w:tbl>
+    <w:p/>
+    <w:p>
+      <w:pPr>
+        <w:pStyle w:val="Heading2"/>
+      </w:pPr>
+      <w:r>
+        <w:t>표준사전 기능 보완 [보완 2026-10-14]</w:t>
+      </w:r>
+    </w:p>
+    <w:p>
+      <w:r>
+        <w:t>리포지토리 기반 기능 체계에 2행을 추가한다 — 표준사전 · 복합어 우선 제시 · 용어 신청 때 같은 뜻 복합어가 있으면 단일어 조합보다 먼저 보여 준다 / 표준사전 · 동음이의어 병기 표시 · DA 승인으로 예외 허용된 동음이의어는 선택 화면에 모두 표시한다. (출처: 구 데이터표준화지침서 3.3)</w:t>
+      </w:r>
     </w:p>
     <w:sectPr>
       <w:pgSz w:w="12240" w:h="15840"/>
